--- a/Digital-Nurture-4.0-JavaFSE-main/Java FSE/Deepskilling/React/5. ReactJS-HOL.docx
+++ b/Digital-Nurture-4.0-JavaFSE-main/Java FSE/Deepskilling/React/5. ReactJS-HOL.docx
@@ -1,6 +1,6 @@
 
 <file path=word/document.xml><?xml version="1.0" encoding="utf-8"?>
-<w:document xmlns:wpc="http://schemas.microsoft.com/office/word/2010/wordprocessingCanvas" xmlns:mc="http://schemas.openxmlformats.org/markup-compatibility/2006" xmlns:o="urn:schemas-microsoft-com:office:office" xmlns:r="http://schemas.openxmlformats.org/officeDocument/2006/relationships" xmlns:m="http://schemas.openxmlformats.org/officeDocument/2006/math" xmlns:v="urn:schemas-microsoft-com:vml" xmlns:wp14="http://schemas.microsoft.com/office/word/2010/wordprocessingDrawing" xmlns:wp="http://schemas.openxmlformats.org/drawingml/2006/wordprocessingDrawing" xmlns:w10="urn:schemas-microsoft-com:office:word" xmlns:w="http://schemas.openxmlformats.org/wordprocessingml/2006/main" xmlns:w14="http://schemas.microsoft.com/office/word/2010/wordml" xmlns:w15="http://schemas.microsoft.com/office/word/2012/wordml" xmlns:wpg="http://schemas.microsoft.com/office/word/2010/wordprocessingGroup" xmlns:wpi="http://schemas.microsoft.com/office/word/2010/wordprocessingInk" xmlns:wne="http://schemas.microsoft.com/office/word/2006/wordml" xmlns:wps="http://schemas.microsoft.com/office/word/2010/wordprocessingShape" mc:Ignorable="w14 w15 wp14">
+<w:document xmlns:wpc="http://schemas.microsoft.com/office/word/2010/wordprocessingCanvas" xmlns:cx="http://schemas.microsoft.com/office/drawing/2014/chartex" xmlns:cx1="http://schemas.microsoft.com/office/drawing/2015/9/8/chartex" xmlns:cx2="http://schemas.microsoft.com/office/drawing/2015/10/21/chartex" xmlns:cx3="http://schemas.microsoft.com/office/drawing/2016/5/9/chartex" xmlns:cx4="http://schemas.microsoft.com/office/drawing/2016/5/10/chartex" xmlns:cx5="http://schemas.microsoft.com/office/drawing/2016/5/11/chartex" xmlns:cx6="http://schemas.microsoft.com/office/drawing/2016/5/12/chartex" xmlns:cx7="http://schemas.microsoft.com/office/drawing/2016/5/13/chartex" xmlns:cx8="http://schemas.microsoft.com/office/drawing/2016/5/14/chartex" xmlns:mc="http://schemas.openxmlformats.org/markup-compatibility/2006" xmlns:aink="http://schemas.microsoft.com/office/drawing/2016/ink" xmlns:am3d="http://schemas.microsoft.com/office/drawing/2017/model3d" xmlns:o="urn:schemas-microsoft-com:office:office" xmlns:oel="http://schemas.microsoft.com/office/2019/extlst" xmlns:r="http://schemas.openxmlformats.org/officeDocument/2006/relationships" xmlns:m="http://schemas.openxmlformats.org/officeDocument/2006/math" xmlns:v="urn:schemas-microsoft-com:vml" xmlns:wp14="http://schemas.microsoft.com/office/word/2010/wordprocessingDrawing" xmlns:wp="http://schemas.openxmlformats.org/drawingml/2006/wordprocessingDrawing" xmlns:w10="urn:schemas-microsoft-com:office:word" xmlns:w="http://schemas.openxmlformats.org/wordprocessingml/2006/main" xmlns:w14="http://schemas.microsoft.com/office/word/2010/wordml" xmlns:w15="http://schemas.microsoft.com/office/word/2012/wordml" xmlns:w16cex="http://schemas.microsoft.com/office/word/2018/wordml/cex" xmlns:w16cid="http://schemas.microsoft.com/office/word/2016/wordml/cid" xmlns:w16="http://schemas.microsoft.com/office/word/2018/wordml" xmlns:w16du="http://schemas.microsoft.com/office/word/2023/wordml/word16du" xmlns:w16sdtdh="http://schemas.microsoft.com/office/word/2020/wordml/sdtdatahash" xmlns:w16sdtfl="http://schemas.microsoft.com/office/word/2024/wordml/sdtformatlock" xmlns:w16se="http://schemas.microsoft.com/office/word/2015/wordml/symex" xmlns:wpg="http://schemas.microsoft.com/office/word/2010/wordprocessingGroup" xmlns:wpi="http://schemas.microsoft.com/office/word/2010/wordprocessingInk" xmlns:wne="http://schemas.microsoft.com/office/word/2006/wordml" xmlns:wps="http://schemas.microsoft.com/office/word/2010/wordprocessingShape" mc:Ignorable="w14 w15 w16se w16cid w16 w16cex w16sdtdh w16sdtfl w16du wp14">
   <w:body>
     <w:p>
       <w:pPr>
@@ -376,7 +376,6 @@
         <w:t>Download and build the attached react application.</w:t>
       </w:r>
     </w:p>
-    <w:bookmarkStart w:id="0" w:name="_GoBack"/>
     <w:p>
       <w:pPr>
         <w:spacing w:line="360" w:lineRule="auto"/>
@@ -388,7 +387,7 @@
         <w:rPr>
           <w:rFonts w:ascii="Arial" w:hAnsi="Arial" w:cs="Arial"/>
         </w:rPr>
-        <w:object w:dxaOrig="1495" w:dyaOrig="983">
+        <w:object w:dxaOrig="1777" w:dyaOrig="1164" w14:anchorId="2185F622">
           <v:shapetype id="_x0000_t75" coordsize="21600,21600" o:spt="75" o:preferrelative="t" path="m@4@5l@4@11@9@11@9@5xe" filled="f" stroked="f">
             <v:stroke joinstyle="miter"/>
             <v:formulas>
@@ -408,13 +407,12 @@
             <v:path o:extrusionok="f" gradientshapeok="t" o:connecttype="rect"/>
             <o:lock v:ext="edit" aspectratio="t"/>
           </v:shapetype>
-          <v:shape id="_x0000_i1025" type="#_x0000_t75" style="width:74.25pt;height:49.5pt" o:ole="">
+          <v:shape id="_x0000_i1027" type="#_x0000_t75" style="width:90pt;height:60pt" o:ole="">
             <v:imagedata r:id="rId5" o:title=""/>
           </v:shape>
-          <o:OLEObject Type="Embed" ProgID="Package" ShapeID="_x0000_i1025" DrawAspect="Icon" ObjectID="_1706344191" r:id="rId6"/>
+          <o:OLEObject Type="Embed" ProgID="Package" ShapeID="_x0000_i1027" DrawAspect="Icon" ObjectID="_1815134848" r:id="rId6"/>
         </w:object>
       </w:r>
-      <w:bookmarkEnd w:id="0"/>
     </w:p>
     <w:p>
       <w:pPr>
@@ -489,7 +487,7 @@
         </w:rPr>
         <w:lastRenderedPageBreak/>
         <w:drawing>
-          <wp:inline distT="0" distB="0" distL="0" distR="0" wp14:anchorId="6CD73B80" wp14:editId="18127FE2">
+          <wp:inline distT="0" distB="0" distL="0" distR="0" wp14:anchorId="2185F623" wp14:editId="2185F624">
             <wp:extent cx="4381500" cy="520537"/>
             <wp:effectExtent l="0" t="0" r="0" b="0"/>
             <wp:docPr id="1" name="Picture 1"/>
@@ -775,23 +773,7 @@
           <w:rFonts w:ascii="Arial" w:hAnsi="Arial" w:cs="Arial"/>
           <w:i/>
         </w:rPr>
-        <w:t xml:space="preserve">1 </w:t>
-      </w:r>
-      <w:proofErr w:type="gramStart"/>
-      <w:r>
-        <w:rPr>
-          <w:rFonts w:ascii="Arial" w:hAnsi="Arial" w:cs="Arial"/>
-          <w:i/>
-        </w:rPr>
-        <w:t>px</w:t>
-      </w:r>
-      <w:proofErr w:type="gramEnd"/>
-      <w:r>
-        <w:rPr>
-          <w:rFonts w:ascii="Arial" w:hAnsi="Arial" w:cs="Arial"/>
-          <w:i/>
-        </w:rPr>
-        <w:t xml:space="preserve"> border in black color</w:t>
+        <w:t>1 px border in black color</w:t>
       </w:r>
     </w:p>
     <w:p>
@@ -962,7 +944,7 @@
           <w:noProof/>
         </w:rPr>
         <w:drawing>
-          <wp:inline distT="0" distB="0" distL="0" distR="0" wp14:anchorId="5B347760" wp14:editId="06D48E92">
+          <wp:inline distT="0" distB="0" distL="0" distR="0" wp14:anchorId="2185F625" wp14:editId="2185F626">
             <wp:extent cx="5943600" cy="2054860"/>
             <wp:effectExtent l="0" t="0" r="0" b="2540"/>
             <wp:docPr id="3" name="Picture 3"/>
@@ -1078,8 +1060,8 @@
 </file>
 
 <file path=word/numbering.xml><?xml version="1.0" encoding="utf-8"?>
-<w:numbering xmlns:wpc="http://schemas.microsoft.com/office/word/2010/wordprocessingCanvas" xmlns:mc="http://schemas.openxmlformats.org/markup-compatibility/2006" xmlns:o="urn:schemas-microsoft-com:office:office" xmlns:r="http://schemas.openxmlformats.org/officeDocument/2006/relationships" xmlns:m="http://schemas.openxmlformats.org/officeDocument/2006/math" xmlns:v="urn:schemas-microsoft-com:vml" xmlns:wp14="http://schemas.microsoft.com/office/word/2010/wordprocessingDrawing" xmlns:wp="http://schemas.openxmlformats.org/drawingml/2006/wordprocessingDrawing" xmlns:w10="urn:schemas-microsoft-com:office:word" xmlns:w="http://schemas.openxmlformats.org/wordprocessingml/2006/main" xmlns:w14="http://schemas.microsoft.com/office/word/2010/wordml" xmlns:w15="http://schemas.microsoft.com/office/word/2012/wordml" xmlns:wpg="http://schemas.microsoft.com/office/word/2010/wordprocessingGroup" xmlns:wpi="http://schemas.microsoft.com/office/word/2010/wordprocessingInk" xmlns:wne="http://schemas.microsoft.com/office/word/2006/wordml" xmlns:wps="http://schemas.microsoft.com/office/word/2010/wordprocessingShape" mc:Ignorable="w14 w15 wp14">
-  <w:abstractNum w:abstractNumId="0">
+<w:numbering xmlns:wpc="http://schemas.microsoft.com/office/word/2010/wordprocessingCanvas" xmlns:cx="http://schemas.microsoft.com/office/drawing/2014/chartex" xmlns:cx1="http://schemas.microsoft.com/office/drawing/2015/9/8/chartex" xmlns:cx2="http://schemas.microsoft.com/office/drawing/2015/10/21/chartex" xmlns:cx3="http://schemas.microsoft.com/office/drawing/2016/5/9/chartex" xmlns:cx4="http://schemas.microsoft.com/office/drawing/2016/5/10/chartex" xmlns:cx5="http://schemas.microsoft.com/office/drawing/2016/5/11/chartex" xmlns:cx6="http://schemas.microsoft.com/office/drawing/2016/5/12/chartex" xmlns:cx7="http://schemas.microsoft.com/office/drawing/2016/5/13/chartex" xmlns:cx8="http://schemas.microsoft.com/office/drawing/2016/5/14/chartex" xmlns:mc="http://schemas.openxmlformats.org/markup-compatibility/2006" xmlns:aink="http://schemas.microsoft.com/office/drawing/2016/ink" xmlns:am3d="http://schemas.microsoft.com/office/drawing/2017/model3d" xmlns:o="urn:schemas-microsoft-com:office:office" xmlns:oel="http://schemas.microsoft.com/office/2019/extlst" xmlns:r="http://schemas.openxmlformats.org/officeDocument/2006/relationships" xmlns:m="http://schemas.openxmlformats.org/officeDocument/2006/math" xmlns:v="urn:schemas-microsoft-com:vml" xmlns:wp14="http://schemas.microsoft.com/office/word/2010/wordprocessingDrawing" xmlns:wp="http://schemas.openxmlformats.org/drawingml/2006/wordprocessingDrawing" xmlns:w10="urn:schemas-microsoft-com:office:word" xmlns:w="http://schemas.openxmlformats.org/wordprocessingml/2006/main" xmlns:w14="http://schemas.microsoft.com/office/word/2010/wordml" xmlns:w15="http://schemas.microsoft.com/office/word/2012/wordml" xmlns:w16cex="http://schemas.microsoft.com/office/word/2018/wordml/cex" xmlns:w16cid="http://schemas.microsoft.com/office/word/2016/wordml/cid" xmlns:w16="http://schemas.microsoft.com/office/word/2018/wordml" xmlns:w16du="http://schemas.microsoft.com/office/word/2023/wordml/word16du" xmlns:w16sdtdh="http://schemas.microsoft.com/office/word/2020/wordml/sdtdatahash" xmlns:w16sdtfl="http://schemas.microsoft.com/office/word/2024/wordml/sdtformatlock" xmlns:w16se="http://schemas.microsoft.com/office/word/2015/wordml/symex" xmlns:wpg="http://schemas.microsoft.com/office/word/2010/wordprocessingGroup" xmlns:wpi="http://schemas.microsoft.com/office/word/2010/wordprocessingInk" xmlns:wne="http://schemas.microsoft.com/office/word/2006/wordml" xmlns:wps="http://schemas.microsoft.com/office/word/2010/wordprocessingShape" mc:Ignorable="w14 w15 w16se w16cid w16 w16cex w16sdtdh w16sdtfl w16du wp14">
+  <w:abstractNum w:abstractNumId="0" w15:restartNumberingAfterBreak="0">
     <w:nsid w:val="0D064FC0"/>
     <w:multiLevelType w:val="hybridMultilevel"/>
     <w:tmpl w:val="655CF0FC"/>
@@ -1192,7 +1174,7 @@
       </w:rPr>
     </w:lvl>
   </w:abstractNum>
-  <w:abstractNum w:abstractNumId="1">
+  <w:abstractNum w:abstractNumId="1" w15:restartNumberingAfterBreak="0">
     <w:nsid w:val="1F326EE4"/>
     <w:multiLevelType w:val="hybridMultilevel"/>
     <w:tmpl w:val="DE18D108"/>
@@ -1305,7 +1287,7 @@
       </w:rPr>
     </w:lvl>
   </w:abstractNum>
-  <w:abstractNum w:abstractNumId="2">
+  <w:abstractNum w:abstractNumId="2" w15:restartNumberingAfterBreak="0">
     <w:nsid w:val="252D7941"/>
     <w:multiLevelType w:val="multilevel"/>
     <w:tmpl w:val="F96098B4"/>
@@ -1454,7 +1436,7 @@
       </w:rPr>
     </w:lvl>
   </w:abstractNum>
-  <w:abstractNum w:abstractNumId="3">
+  <w:abstractNum w:abstractNumId="3" w15:restartNumberingAfterBreak="0">
     <w:nsid w:val="2C8F198F"/>
     <w:multiLevelType w:val="hybridMultilevel"/>
     <w:tmpl w:val="84762B02"/>
@@ -1567,7 +1549,7 @@
       </w:rPr>
     </w:lvl>
   </w:abstractNum>
-  <w:abstractNum w:abstractNumId="4">
+  <w:abstractNum w:abstractNumId="4" w15:restartNumberingAfterBreak="0">
     <w:nsid w:val="39901071"/>
     <w:multiLevelType w:val="multilevel"/>
     <w:tmpl w:val="E9E0BB0C"/>
@@ -1680,7 +1662,7 @@
       </w:pPr>
     </w:lvl>
   </w:abstractNum>
-  <w:abstractNum w:abstractNumId="5">
+  <w:abstractNum w:abstractNumId="5" w15:restartNumberingAfterBreak="0">
     <w:nsid w:val="3A1333AB"/>
     <w:multiLevelType w:val="hybridMultilevel"/>
     <w:tmpl w:val="C88E7C64"/>
@@ -1793,7 +1775,7 @@
       </w:rPr>
     </w:lvl>
   </w:abstractNum>
-  <w:abstractNum w:abstractNumId="6">
+  <w:abstractNum w:abstractNumId="6" w15:restartNumberingAfterBreak="0">
     <w:nsid w:val="44B050B6"/>
     <w:multiLevelType w:val="hybridMultilevel"/>
     <w:tmpl w:val="43F6A654"/>
@@ -1882,7 +1864,7 @@
       </w:pPr>
     </w:lvl>
   </w:abstractNum>
-  <w:abstractNum w:abstractNumId="7">
+  <w:abstractNum w:abstractNumId="7" w15:restartNumberingAfterBreak="0">
     <w:nsid w:val="63C70E9F"/>
     <w:multiLevelType w:val="hybridMultilevel"/>
     <w:tmpl w:val="48369CA8"/>
@@ -1995,38 +1977,38 @@
       </w:rPr>
     </w:lvl>
   </w:abstractNum>
-  <w:num w:numId="1">
+  <w:num w:numId="1" w16cid:durableId="1600335730">
     <w:abstractNumId w:val="2"/>
   </w:num>
-  <w:num w:numId="2">
+  <w:num w:numId="2" w16cid:durableId="711005514">
     <w:abstractNumId w:val="7"/>
   </w:num>
-  <w:num w:numId="3">
+  <w:num w:numId="3" w16cid:durableId="1977836487">
     <w:abstractNumId w:val="4"/>
   </w:num>
-  <w:num w:numId="4">
+  <w:num w:numId="4" w16cid:durableId="828902657">
     <w:abstractNumId w:val="1"/>
   </w:num>
-  <w:num w:numId="5">
+  <w:num w:numId="5" w16cid:durableId="403070430">
     <w:abstractNumId w:val="3"/>
   </w:num>
-  <w:num w:numId="6">
+  <w:num w:numId="6" w16cid:durableId="983436134">
     <w:abstractNumId w:val="5"/>
   </w:num>
-  <w:num w:numId="7">
+  <w:num w:numId="7" w16cid:durableId="1394355572">
     <w:abstractNumId w:val="1"/>
   </w:num>
-  <w:num w:numId="8">
+  <w:num w:numId="8" w16cid:durableId="77287639">
     <w:abstractNumId w:val="0"/>
   </w:num>
-  <w:num w:numId="9">
+  <w:num w:numId="9" w16cid:durableId="762334467">
     <w:abstractNumId w:val="6"/>
   </w:num>
 </w:numbering>
 </file>
 
 <file path=word/styles.xml><?xml version="1.0" encoding="utf-8"?>
-<w:styles xmlns:mc="http://schemas.openxmlformats.org/markup-compatibility/2006" xmlns:r="http://schemas.openxmlformats.org/officeDocument/2006/relationships" xmlns:w="http://schemas.openxmlformats.org/wordprocessingml/2006/main" xmlns:w14="http://schemas.microsoft.com/office/word/2010/wordml" xmlns:w15="http://schemas.microsoft.com/office/word/2012/wordml" mc:Ignorable="w14 w15">
+<w:styles xmlns:mc="http://schemas.openxmlformats.org/markup-compatibility/2006" xmlns:r="http://schemas.openxmlformats.org/officeDocument/2006/relationships" xmlns:w="http://schemas.openxmlformats.org/wordprocessingml/2006/main" xmlns:w14="http://schemas.microsoft.com/office/word/2010/wordml" xmlns:w15="http://schemas.microsoft.com/office/word/2012/wordml" xmlns:w16cex="http://schemas.microsoft.com/office/word/2018/wordml/cex" xmlns:w16cid="http://schemas.microsoft.com/office/word/2016/wordml/cid" xmlns:w16="http://schemas.microsoft.com/office/word/2018/wordml" xmlns:w16du="http://schemas.microsoft.com/office/word/2023/wordml/word16du" xmlns:w16sdtdh="http://schemas.microsoft.com/office/word/2020/wordml/sdtdatahash" xmlns:w16sdtfl="http://schemas.microsoft.com/office/word/2024/wordml/sdtformatlock" xmlns:w16se="http://schemas.microsoft.com/office/word/2015/wordml/symex" mc:Ignorable="w14 w15 w16se w16cid w16 w16cex w16sdtdh w16sdtfl w16du">
   <w:docDefaults>
     <w:rPrDefault>
       <w:rPr>
@@ -2042,7 +2024,7 @@
       </w:pPr>
     </w:pPrDefault>
   </w:docDefaults>
-  <w:latentStyles w:defLockedState="0" w:defUIPriority="99" w:defSemiHidden="0" w:defUnhideWhenUsed="0" w:defQFormat="0" w:count="371">
+  <w:latentStyles w:defLockedState="0" w:defUIPriority="99" w:defSemiHidden="0" w:defUnhideWhenUsed="0" w:defQFormat="0" w:count="376">
     <w:lsdException w:name="Normal" w:uiPriority="0" w:qFormat="1"/>
     <w:lsdException w:name="heading 1" w:uiPriority="9" w:qFormat="1"/>
     <w:lsdException w:name="heading 2" w:semiHidden="1" w:uiPriority="9" w:unhideWhenUsed="1" w:qFormat="1"/>
@@ -2414,6 +2396,11 @@
     <w:lsdException w:name="List Table 5 Dark Accent 6" w:uiPriority="50"/>
     <w:lsdException w:name="List Table 6 Colorful Accent 6" w:uiPriority="51"/>
     <w:lsdException w:name="List Table 7 Colorful Accent 6" w:uiPriority="52"/>
+    <w:lsdException w:name="Mention" w:semiHidden="1" w:unhideWhenUsed="1"/>
+    <w:lsdException w:name="Smart Hyperlink" w:semiHidden="1" w:unhideWhenUsed="1"/>
+    <w:lsdException w:name="Hashtag" w:semiHidden="1" w:unhideWhenUsed="1"/>
+    <w:lsdException w:name="Unresolved Mention" w:semiHidden="1" w:unhideWhenUsed="1"/>
+    <w:lsdException w:name="Smart Link" w:semiHidden="1" w:unhideWhenUsed="1"/>
   </w:latentStyles>
   <w:style w:type="paragraph" w:default="1" w:styleId="Normal">
     <w:name w:val="Normal"/>
